--- a/mps-nivel-c/oficial/04_registros/AASP_Automacao-Governanca/PLA-AASPGOV01-001_Plano-de-Projeto.docx
+++ b/mps-nivel-c/oficial/04_registros/AASP_Automacao-Governanca/PLA-AASPGOV01-001_Plano-de-Projeto.docx
@@ -34,7 +34,7 @@
           <w:color w:val="555555"/>
           <w:sz w:val="20"/>
         </w:rPr>
-        <w:t>PLA-AASPGOV01-001   ·   Versão 1.0   ·   02/06/2026   ·   Timeware Brasil</w:t>
+        <w:t>PLA-AASPGOV01-001   ·   Versão 1.3   ·   02/06/2026   ·   Timeware Brasil</w:t>
       </w:r>
     </w:p>
     <w:p>
@@ -338,7 +338,7 @@
                 <w:i w:val="0"/>
                 <w:sz w:val="20"/>
               </w:rPr>
-              <w:t>1.0</w:t>
+              <w:t>1.3</w:t>
             </w:r>
           </w:p>
         </w:tc>
@@ -5272,7 +5272,7 @@
           <w:i w:val="0"/>
           <w:sz w:val="22"/>
         </w:rPr>
-        <w:t xml:space="preserve"> Abraão Oliveira (Gerente de Projeto, todas as fases); Cezar Hiraki (Tech Lead/Arquiteto, todas as fases); Raony Chagas (Desenvolvedor Sênior, todas as fases); Allan Alves (Desenvolvedor de Suporte, Fases 2–4); Caroline Sousa (Analista de Testes, Fase 4); Lucas Batista (Infraestrutura/DevOps, Fases 1 e 4).</w:t>
+        <w:t xml:space="preserve"> Abraão Oliveira (Gerente de Projeto, todas as fases); Cezar Hiraki (Tech Lead/DevOps/Arquiteto, todas as fases); Henry Komatsu (Desenvolvedor, todas as fases); Allan Alves (Desenvolvedor, Fases 2–4); Felipe Siqueira (Desenvolvedor, Fases 2–4); Jonathan Alves (QA, Fase 4); Caroline Sousa (GQA Independente, encerramento).</w:t>
       </w:r>
     </w:p>
     <w:p>
@@ -5921,7 +5921,7 @@
                 <w:i w:val="0"/>
                 <w:sz w:val="20"/>
               </w:rPr>
-              <w:t>Jonathan Alves (Auditor GQA — Timeware)</w:t>
+              <w:t>Caroline Sousa (GQA Independente — Timeware)</w:t>
             </w:r>
           </w:p>
         </w:tc>
@@ -6188,7 +6188,7 @@
                 <w:i w:val="0"/>
                 <w:sz w:val="20"/>
               </w:rPr>
-              <w:t>Lucas Batista (DevOps)</w:t>
+              <w:t>Cezar Hiraki (DevOps)</w:t>
             </w:r>
           </w:p>
         </w:tc>
@@ -6615,7 +6615,7 @@
                 <w:i w:val="0"/>
                 <w:sz w:val="20"/>
               </w:rPr>
-              <w:t>Caroline Sousa (QA) / Abraão Oliveira</w:t>
+              <w:t>Jonathan Alves (QA) / Abraão Oliveira</w:t>
             </w:r>
           </w:p>
         </w:tc>
@@ -6858,7 +6858,7 @@
                 <w:i w:val="0"/>
                 <w:sz w:val="20"/>
               </w:rPr>
-              <w:t>Caroline Sousa (QA)</w:t>
+              <w:t>Jonathan Alves (QA)</w:t>
             </w:r>
           </w:p>
         </w:tc>
@@ -6941,7 +6941,7 @@
                 <w:i w:val="0"/>
                 <w:sz w:val="20"/>
               </w:rPr>
-              <w:t>Lucas Batista (DevOps)</w:t>
+              <w:t>Cezar Hiraki (DevOps)</w:t>
             </w:r>
           </w:p>
         </w:tc>
@@ -7021,7 +7021,7 @@
                 <w:i w:val="0"/>
                 <w:sz w:val="20"/>
               </w:rPr>
-              <w:t>Lucas Batista (DevOps)</w:t>
+              <w:t>Cezar Hiraki (DevOps)</w:t>
             </w:r>
           </w:p>
         </w:tc>
@@ -10179,6 +10179,324 @@
           </w:p>
         </w:tc>
       </w:tr>
+      <w:tr>
+        <w:trPr>
+          <w:cantSplit w:val="1"/>
+        </w:trPr>
+        <w:tc>
+          <w:tcPr>
+            <w:tcW w:type="dxa" w:w="2225"/>
+            <w:tcMar>
+              <w:top w:w="60" w:type="dxa"/>
+              <w:bottom w:w="60" w:type="dxa"/>
+              <w:left w:w="100" w:type="dxa"/>
+              <w:right w:w="100" w:type="dxa"/>
+            </w:tcMar>
+            <w:shd w:val="clear" w:color="auto" w:fill="F0F4F8"/>
+          </w:tcPr>
+          <w:p>
+            <w:pPr>
+              <w:spacing w:before="40" w:after="40"/>
+            </w:pPr>
+            <w:r>
+              <w:rPr>
+                <w:rFonts w:ascii="Calibri" w:hAnsi="Calibri"/>
+                <w:b/>
+                <w:i w:val="0"/>
+                <w:sz w:val="20"/>
+              </w:rPr>
+              <w:t>1.1</w:t>
+            </w:r>
+          </w:p>
+        </w:tc>
+        <w:tc>
+          <w:tcPr>
+            <w:tcW w:type="dxa" w:w="2225"/>
+            <w:tcMar>
+              <w:top w:w="60" w:type="dxa"/>
+              <w:bottom w:w="60" w:type="dxa"/>
+              <w:left w:w="100" w:type="dxa"/>
+              <w:right w:w="100" w:type="dxa"/>
+            </w:tcMar>
+          </w:tcPr>
+          <w:p>
+            <w:pPr>
+              <w:spacing w:before="40" w:after="40"/>
+            </w:pPr>
+            <w:r>
+              <w:rPr>
+                <w:rFonts w:ascii="Calibri" w:hAnsi="Calibri"/>
+                <w:b w:val="0"/>
+                <w:i w:val="0"/>
+                <w:sz w:val="20"/>
+              </w:rPr>
+              <w:t>15/06/2026</w:t>
+            </w:r>
+          </w:p>
+        </w:tc>
+        <w:tc>
+          <w:tcPr>
+            <w:tcW w:type="dxa" w:w="2225"/>
+            <w:tcMar>
+              <w:top w:w="60" w:type="dxa"/>
+              <w:bottom w:w="60" w:type="dxa"/>
+              <w:left w:w="100" w:type="dxa"/>
+              <w:right w:w="100" w:type="dxa"/>
+            </w:tcMar>
+          </w:tcPr>
+          <w:p>
+            <w:pPr>
+              <w:spacing w:before="40" w:after="40"/>
+            </w:pPr>
+            <w:r>
+              <w:rPr>
+                <w:rFonts w:ascii="Calibri" w:hAnsi="Calibri"/>
+                <w:b w:val="0"/>
+                <w:i w:val="0"/>
+                <w:sz w:val="20"/>
+              </w:rPr>
+              <w:t>Time de Melhoria Contínua</w:t>
+            </w:r>
+          </w:p>
+        </w:tc>
+        <w:tc>
+          <w:tcPr>
+            <w:tcW w:type="dxa" w:w="2225"/>
+            <w:tcMar>
+              <w:top w:w="60" w:type="dxa"/>
+              <w:bottom w:w="60" w:type="dxa"/>
+              <w:left w:w="100" w:type="dxa"/>
+              <w:right w:w="100" w:type="dxa"/>
+            </w:tcMar>
+          </w:tcPr>
+          <w:p>
+            <w:pPr>
+              <w:spacing w:before="40" w:after="40"/>
+            </w:pPr>
+            <w:r>
+              <w:rPr>
+                <w:rFonts w:ascii="Calibri" w:hAnsi="Calibri"/>
+                <w:b w:val="0"/>
+                <w:i w:val="0"/>
+                <w:sz w:val="20"/>
+              </w:rPr>
+              <w:t>Atualização da equipe, responsáveis pelo deploy e critérios de prontidão: Henry Komatsu substituiu Raony Chagas, Cezar Hiraki absorveu DevOps (Lucas Batista), Jonathan Alves como QA, Caroline Sousa como GQA Independente, Felipe Siqueira adicionado.</w:t>
+            </w:r>
+          </w:p>
+        </w:tc>
+      </w:tr>
+      <w:tr>
+        <w:trPr>
+          <w:cantSplit w:val="1"/>
+        </w:trPr>
+        <w:tc>
+          <w:tcPr>
+            <w:tcW w:type="dxa" w:w="2225"/>
+            <w:tcMar>
+              <w:top w:w="60" w:type="dxa"/>
+              <w:bottom w:w="60" w:type="dxa"/>
+              <w:left w:w="100" w:type="dxa"/>
+              <w:right w:w="100" w:type="dxa"/>
+            </w:tcMar>
+            <w:shd w:val="clear" w:color="auto" w:fill="F0F4F8"/>
+          </w:tcPr>
+          <w:p>
+            <w:pPr>
+              <w:spacing w:before="40" w:after="40"/>
+            </w:pPr>
+            <w:r>
+              <w:rPr>
+                <w:rFonts w:ascii="Calibri" w:hAnsi="Calibri"/>
+                <w:b/>
+                <w:i w:val="0"/>
+                <w:sz w:val="20"/>
+              </w:rPr>
+              <w:t>1.2</w:t>
+            </w:r>
+          </w:p>
+        </w:tc>
+        <w:tc>
+          <w:tcPr>
+            <w:tcW w:type="dxa" w:w="2225"/>
+            <w:tcMar>
+              <w:top w:w="60" w:type="dxa"/>
+              <w:bottom w:w="60" w:type="dxa"/>
+              <w:left w:w="100" w:type="dxa"/>
+              <w:right w:w="100" w:type="dxa"/>
+            </w:tcMar>
+          </w:tcPr>
+          <w:p>
+            <w:pPr>
+              <w:spacing w:before="40" w:after="40"/>
+            </w:pPr>
+            <w:r>
+              <w:rPr>
+                <w:rFonts w:ascii="Calibri" w:hAnsi="Calibri"/>
+                <w:b w:val="0"/>
+                <w:i w:val="0"/>
+                <w:sz w:val="20"/>
+              </w:rPr>
+              <w:t>15/06/2026</w:t>
+            </w:r>
+          </w:p>
+        </w:tc>
+        <w:tc>
+          <w:tcPr>
+            <w:tcW w:type="dxa" w:w="2225"/>
+            <w:tcMar>
+              <w:top w:w="60" w:type="dxa"/>
+              <w:bottom w:w="60" w:type="dxa"/>
+              <w:left w:w="100" w:type="dxa"/>
+              <w:right w:w="100" w:type="dxa"/>
+            </w:tcMar>
+          </w:tcPr>
+          <w:p>
+            <w:pPr>
+              <w:spacing w:before="40" w:after="40"/>
+            </w:pPr>
+            <w:r>
+              <w:rPr>
+                <w:rFonts w:ascii="Calibri" w:hAnsi="Calibri"/>
+                <w:b w:val="0"/>
+                <w:i w:val="0"/>
+                <w:sz w:val="20"/>
+              </w:rPr>
+              <w:t>Time de Melhoria Contínua</w:t>
+            </w:r>
+          </w:p>
+        </w:tc>
+        <w:tc>
+          <w:tcPr>
+            <w:tcW w:type="dxa" w:w="2225"/>
+            <w:tcMar>
+              <w:top w:w="60" w:type="dxa"/>
+              <w:bottom w:w="60" w:type="dxa"/>
+              <w:left w:w="100" w:type="dxa"/>
+              <w:right w:w="100" w:type="dxa"/>
+            </w:tcMar>
+          </w:tcPr>
+          <w:p>
+            <w:pPr>
+              <w:spacing w:before="40" w:after="40"/>
+            </w:pPr>
+            <w:r>
+              <w:rPr>
+                <w:rFonts w:ascii="Calibri" w:hAnsi="Calibri"/>
+                <w:b w:val="0"/>
+                <w:i w:val="0"/>
+                <w:sz w:val="20"/>
+              </w:rPr>
+              <w:t>Jonathan Alves (QA) corrigido de grafia anterior.</w:t>
+            </w:r>
+          </w:p>
+        </w:tc>
+      </w:tr>
+      <w:tr>
+        <w:trPr>
+          <w:cantSplit w:val="1"/>
+        </w:trPr>
+        <w:tc>
+          <w:tcPr>
+            <w:tcW w:type="dxa" w:w="2225"/>
+            <w:tcMar>
+              <w:top w:w="60" w:type="dxa"/>
+              <w:bottom w:w="60" w:type="dxa"/>
+              <w:left w:w="100" w:type="dxa"/>
+              <w:right w:w="100" w:type="dxa"/>
+            </w:tcMar>
+            <w:shd w:val="clear" w:color="auto" w:fill="F0F4F8"/>
+          </w:tcPr>
+          <w:p>
+            <w:pPr>
+              <w:spacing w:before="40" w:after="40"/>
+            </w:pPr>
+            <w:r>
+              <w:rPr>
+                <w:rFonts w:ascii="Calibri" w:hAnsi="Calibri"/>
+                <w:b/>
+                <w:i w:val="0"/>
+                <w:sz w:val="20"/>
+              </w:rPr>
+              <w:t>1.3</w:t>
+            </w:r>
+          </w:p>
+        </w:tc>
+        <w:tc>
+          <w:tcPr>
+            <w:tcW w:type="dxa" w:w="2225"/>
+            <w:tcMar>
+              <w:top w:w="60" w:type="dxa"/>
+              <w:bottom w:w="60" w:type="dxa"/>
+              <w:left w:w="100" w:type="dxa"/>
+              <w:right w:w="100" w:type="dxa"/>
+            </w:tcMar>
+          </w:tcPr>
+          <w:p>
+            <w:pPr>
+              <w:spacing w:before="40" w:after="40"/>
+            </w:pPr>
+            <w:r>
+              <w:rPr>
+                <w:rFonts w:ascii="Calibri" w:hAnsi="Calibri"/>
+                <w:b w:val="0"/>
+                <w:i w:val="0"/>
+                <w:sz w:val="20"/>
+              </w:rPr>
+              <w:t>16/06/2026</w:t>
+            </w:r>
+          </w:p>
+        </w:tc>
+        <w:tc>
+          <w:tcPr>
+            <w:tcW w:type="dxa" w:w="2225"/>
+            <w:tcMar>
+              <w:top w:w="60" w:type="dxa"/>
+              <w:bottom w:w="60" w:type="dxa"/>
+              <w:left w:w="100" w:type="dxa"/>
+              <w:right w:w="100" w:type="dxa"/>
+            </w:tcMar>
+          </w:tcPr>
+          <w:p>
+            <w:pPr>
+              <w:spacing w:before="40" w:after="40"/>
+            </w:pPr>
+            <w:r>
+              <w:rPr>
+                <w:rFonts w:ascii="Calibri" w:hAnsi="Calibri"/>
+                <w:b w:val="0"/>
+                <w:i w:val="0"/>
+                <w:sz w:val="20"/>
+              </w:rPr>
+              <w:t>Time de Melhoria Contínua</w:t>
+            </w:r>
+          </w:p>
+        </w:tc>
+        <w:tc>
+          <w:tcPr>
+            <w:tcW w:type="dxa" w:w="2225"/>
+            <w:tcMar>
+              <w:top w:w="60" w:type="dxa"/>
+              <w:bottom w:w="60" w:type="dxa"/>
+              <w:left w:w="100" w:type="dxa"/>
+              <w:right w:w="100" w:type="dxa"/>
+            </w:tcMar>
+          </w:tcPr>
+          <w:p>
+            <w:pPr>
+              <w:spacing w:before="40" w:after="40"/>
+            </w:pPr>
+            <w:r>
+              <w:rPr>
+                <w:rFonts w:ascii="Calibri" w:hAnsi="Calibri"/>
+                <w:b w:val="0"/>
+                <w:i w:val="0"/>
+                <w:sz w:val="20"/>
+              </w:rPr>
+              <w:t>Reconciliação: nome padronizado (AASP_Automacao-Governanca); sobrenomes (Henry Komatsu, Felipe Siqueira, Jonathan Alves).</w:t>
+            </w:r>
+          </w:p>
+        </w:tc>
+      </w:tr>
     </w:tbl>
     <w:p>
       <w:pPr>
@@ -10219,7 +10537,7 @@
         <w:color w:val="555555"/>
         <w:sz w:val="16"/>
       </w:rPr>
-      <w:t>v1.0  ·  02/06/2026</w:t>
+      <w:t>v1.3  ·  02/06/2026</w:t>
     </w:r>
     <w:r>
       <w:tab/>
@@ -10281,7 +10599,7 @@
         <w:color w:val="555555"/>
         <w:sz w:val="16"/>
       </w:rPr>
-      <w:t>v1.0  ·  02/06/2026</w:t>
+      <w:t>v1.3  ·  02/06/2026</w:t>
     </w:r>
     <w:r>
       <w:tab/>
